--- a/docs/paper-2col.docx
+++ b/docs/paper-2col.docx
@@ -2563,7 +2563,6 @@
         <w:tblW w:type="pct" w:w="5000"/>
         <w:jc w:val="center"/>
         <w:tblLook w:firstRow="1" w:lastRow="0" w:firstColumn="0" w:lastColumn="0" w:noHBand="0" w:noVBand="0" w:val="0020"/>
-        <w:tblCaption w:val="Table 1. Bytes saved by atlasing (%) at matched per-tile SSIM 0.97 (lossy codecs; interpolated on the quality ladder) or exact lossless comparison (-ll columns), grid packing, no padding. Negative values (red) mean the atlas is larger; n/a marks a cell whose quality ladder lies entirely above the target with no interpolable point."/>
         <w:tblLayout w:type="autofit"/>
         <w:tblBorders>
           <w:top w:val="single" w:sz="10" w:color="4F6272"/>
@@ -5966,7 +5965,6 @@
         <w:tblW w:type="pct" w:w="5000"/>
         <w:jc w:val="center"/>
         <w:tblLook w:firstRow="1" w:lastRow="0" w:firstColumn="0" w:lastColumn="0" w:noHBand="0" w:noVBand="0" w:val="0020"/>
-        <w:tblCaption w:val="Table 2. Per-tile SSIM distribution (mean, 5th percentile, minimum) for individual files versus the grid atlas at equal encoder quality (q80, N=500). Matching the mean can still leave the atlas with a worse worst tile: the flat-art WebP atlas has a tile stuck near 0.85 that no quality setting recovers, a shared-segment boundary casualty, whereas JPEG's atlas and individual tails coincide."/>
         <w:tblLayout w:type="autofit"/>
         <w:tblBorders>
           <w:top w:val="single" w:sz="10" w:color="4F6272"/>
@@ -7206,7 +7204,6 @@
         <w:tblW w:type="pct" w:w="5000"/>
         <w:jc w:val="center"/>
         <w:tblLook w:firstRow="1" w:lastRow="0" w:firstColumn="0" w:lastColumn="0" w:noHBand="0" w:noVBand="0" w:val="0020"/>
-        <w:tblCaption w:val="Table 3. Robustness of the photo crossover under a modern perceptual metric: bytes saved by atlasing (%) at matched SSIMULACRA2 (reference libjxl implementation), for 100 photographic tiles scored on the full grid image at two quality targets. JPEG stays positive at every size; WebP is positive only at 56 px and turns clearly negative by 112 px. The direction matches the luma-SSIM result of Table 1, and the WebP penalty is larger under SSIMULACRA2, which weights the chroma and blocking artifacts of VP8's shared quantizer more heavily. Negative values (red) mean the atlas is larger."/>
         <w:tblLayout w:type="autofit"/>
         <w:tblBorders>
           <w:top w:val="single" w:sz="10" w:color="4F6272"/>
@@ -8004,7 +8001,6 @@
         <w:jc w:val="center"/>
         <w:tblLayout w:type="autofit"/>
         <w:tblLook w:firstRow="1" w:lastRow="0" w:firstColumn="0" w:lastColumn="0" w:noHBand="0" w:noVBand="0" w:val="0020"/>
-        <w:tblCaption w:val="Table 4. Cross-corpus, cross-codec crossover: bytes saved by atlasing (%) at matched SSIM 0.97, median over four independent natural-photo populations (Lorem Picsum and three loremflickr categories: generic, nature, food; 60 tiles each), with the per-corpus range in brackets. The sign and size of the effect are consistent across populations: JPEG and AVIF stay positive at every tile size while WebP crosses zero near 112 px and is negative by 224 px. AVIF, with the largest container floor, gains the most at small sizes. A model trained on any three corpora predicts the held-out fourth's saving to 4.6 percentage points mean absolute error (leave-one-corpus-out over 36 cells), so the crossover is a codec-and-size regime, not a corpus-specific effect. Negative values (red) mean the atlas is larger."/>
         <w:tblBorders>
           <w:top w:val="single" w:sz="10" w:color="4F6272"/>
           <w:bottom w:val="single" w:sz="10" w:color="4F6272"/>
@@ -9062,7 +9058,6 @@
         <w:tblW w:type="pct" w:w="5000"/>
         <w:jc w:val="center"/>
         <w:tblLook w:firstRow="1" w:lastRow="0" w:firstColumn="0" w:lastColumn="0" w:noHBand="0" w:noVBand="0" w:val="0020"/>
-        <w:tblCaption w:val="Table 5. Bundle bytes for 200 synthetic flat icons (fixed 12-color palette, alpha), lossless unless noted, on a clean corpus and one with 20% exact + 20% near-duplicate tiles. Lossless bundles are byte-exact (palette conversion verified identical after decode); the JPEG row is the matched-SSIM-0.97 grid atlas. The 90–97% shared-palette saving cited in the text is measured against individual paletted PNGs (per tile), whose byte totals are in the released data. Smaller is better."/>
         <w:tblLayout w:type="autofit"/>
         <w:tblBorders>
           <w:top w:val="single" w:sz="10" w:color="4F6272"/>
@@ -10858,7 +10853,6 @@
         <w:tblW w:type="pct" w:w="5000"/>
         <w:jc w:val="center"/>
         <w:tblLook w:firstRow="1" w:lastRow="0" w:firstColumn="0" w:lastColumn="0" w:noHBand="0" w:noVBand="0" w:val="0020"/>
-        <w:tblCaption w:val="Table 6. Predicting a group's atlas saving before building it, leave-one-content-class-out over eight classes spanning extreme image statistics (JPEG and WebP; 47 of 48 cells, one omitted for no overlapping quality range). Error is mean absolute error (percentage points) against the measured saving; rank is Spearman correlation with it. Six cheap source-image features do not beat a size-and-codec baseline, but a 10–20 tile probe encode predicts the saving to about two points and orders the classes far better."/>
         <w:tblLayout w:type="autofit"/>
         <w:tblBorders>
           <w:top w:val="single" w:sz="10" w:color="4F6272"/>
@@ -12091,7 +12085,6 @@
         <w:tblW w:type="pct" w:w="5000"/>
         <w:jc w:val="center"/>
         <w:tblLook w:firstRow="1" w:lastRow="0" w:firstColumn="0" w:lastColumn="0" w:noHBand="0" w:noVBand="0" w:val="0020"/>
-        <w:tblCaption w:val="Table 7. Out-of-sample evaluation of the construction heuristic on five independent corpora that played no role in its calibration (Noto emoji, OpenMoji, country flags, Flickr photos, Robohash avatars; 100 tiles each). An offline oracle enumerates every candidate configuration (individual, grid atlas, strip atlas, byte-bundle across the admissible codecs) at matched quality and reports the byte-optimal one; regret is a policy's bytes over the oracle's. The last three columns are simple fixed-layout rules a developer might hardcode, each still allowed the best admissible codec (individual files cost the same bytes as a byte-bundle). The calibrated heuristic matches the oracle on all five corpora; every fixed rule is beaten on at least one, because the winning layout is content-dependent. Smaller regret is better."/>
         <w:tblLayout w:type="autofit"/>
         <w:tblBorders>
           <w:top w:val="single" w:sz="10" w:color="4F6272"/>
@@ -15691,7 +15684,6 @@
         <w:tblW w:type="pct" w:w="5000"/>
         <w:jc w:val="center"/>
         <w:tblLook w:firstRow="1" w:lastRow="0" w:firstColumn="0" w:lastColumn="0" w:noHBand="0" w:noVBand="0" w:val="0020"/>
-        <w:tblCaption w:val="Table 8. Median time to all 500 tiles visible (ms) per serving condition, protocol, and network profile (n = 11 cold browser loads per cell; 12 run in randomized order, first dropped; WebP payloads). The atl-x column gives the single-atlas speedup over individual files with a 95% bootstrap confidence interval; bun-x is the byte-bundle speedup. Per-cell quartiles are in the released data."/>
         <w:tblLayout w:type="autofit"/>
         <w:tblBorders>
           <w:top w:val="single" w:sz="10" w:color="4F6272"/>
@@ -23333,7 +23325,6 @@
         <w:tblW w:type="pct" w:w="5000"/>
         <w:jc w:val="center"/>
         <w:tblLook w:firstRow="1" w:lastRow="0" w:firstColumn="0" w:lastColumn="0" w:noHBand="0" w:noVBand="0" w:val="0020"/>
-        <w:tblCaption w:val="Table 9. Measured browser cost of rendering N 96px photographic tiles three ways, in one Chromium instance with no network shaping: time to all tiles visible (ms) and renderer process-tree memory over a blank-page baseline (MB, capturing the decoded-image cache that JavaScript heap APIs miss). The pixel atlas is fastest to full visibility at every N (one decode paints all tiles) and uses the least memory (one decoded surface rather than N); the byte-bundle must fetch its whole object before the first tile and retains N blob-backed decodes, so it costs the most memory. This refines the analytical width×height×4 bound: for typical thumbnail collections the atlas is memory-favorable, and the decoded-memory caution applies to very large atlases, not to bundling per se."/>
         <w:tblLayout w:type="autofit"/>
         <w:tblBorders>
           <w:top w:val="single" w:sz="10" w:color="4F6272"/>
@@ -24834,7 +24825,6 @@
         <w:tblW w:type="pct" w:w="5000"/>
         <w:jc w:val="center"/>
         <w:tblLook w:firstRow="1" w:lastRow="0" w:firstColumn="0" w:lastColumn="0" w:noHBand="0" w:noVBand="0" w:val="0020"/>
-        <w:tblCaption w:val="Table 10. Display mechanisms for a bundled tile and how they differ in production. All four paint after a single atlas or bundle fetch; they diverge on image semantics, accessibility, loading control, and support. Pick the byte layout with the Section 6.2 selector and the mechanism here."/>
         <w:tblLayout w:type="autofit"/>
         <w:tblBorders>
           <w:top w:val="single" w:sz="10" w:color="4F6272"/>

--- a/docs/paper-2col.docx
+++ b/docs/paper-2col.docx
@@ -2,7 +2,7 @@
 <file path=word/document.xml><?xml version="1.0" encoding="utf-8"?>
 <w:document xmlns:w="http://schemas.openxmlformats.org/wordprocessingml/2006/main" xmlns:m="http://schemas.openxmlformats.org/officeDocument/2006/math" xmlns:r="http://schemas.openxmlformats.org/officeDocument/2006/relationships" xmlns:o="urn:schemas-microsoft-com:office:office" xmlns:v="urn:schemas-microsoft-com:vml" xmlns:w10="urn:schemas-microsoft-com:office:word" xmlns:a="http://schemas.openxmlformats.org/drawingml/2006/main" xmlns:pic="http://schemas.openxmlformats.org/drawingml/2006/picture" xmlns:wp="http://schemas.openxmlformats.org/drawingml/2006/wordprocessingDrawing">
   <w:body>
-    <w:bookmarkStart w:id="56" w:name="X4256d333ac978442c7af604b03233a24eeb1f32"/>
+    <w:bookmarkStart w:id="56" w:name="X347a6c7a1aced531ccc8606d1ffeed0a888cfe7"/>
     <w:p>
       <w:pPr>
         <w:pStyle w:val="Title"/>
@@ -13,13 +13,13 @@
         <w:widowControl w:val="1"/>
       </w:pPr>
       <w:r>
-        <w:t xml:space="preserve">Image Bundling Revisited: Codec-Specific Savings and a Measured Atlas Selector for</w:t>
-      </w:r>
-      <w:r>
-        <w:t xml:space="preserve"> </w:t>
-      </w:r>
-      <w:r>
-        <w:t xml:space="preserve">Small Web Images</w:t>
+        <w:t xml:space="preserve">Bundling Small Images for Mobile Interfaces: Codec-Specific Savings and a Measured</w:t>
+      </w:r>
+      <w:r>
+        <w:t xml:space="preserve"> </w:t>
+      </w:r>
+      <w:r>
+        <w:t xml:space="preserve">Selector for Emoji, Avatar, and Thumbnail Grids</w:t>
       </w:r>
     </w:p>
     <w:p>
@@ -185,49 +185,61 @@
         <w:widowControl w:val="1"/>
       </w:pPr>
       <w:r>
-        <w:t xml:space="preserve">Web pages load many small images; the median mobile page carries 13, and product grids,</w:t>
-      </w:r>
-      <w:r>
-        <w:t xml:space="preserve"> </w:t>
-      </w:r>
-      <w:r>
-        <w:t xml:space="preserve">icon sets, and avatar walls carry far more. Serving each one separately pays per-request</w:t>
-      </w:r>
-      <w:r>
-        <w:t xml:space="preserve"> </w:t>
-      </w:r>
-      <w:r>
-        <w:t xml:space="preserve">overhead plus two byte costs that HTTP/2 multiplexing does not remove: a fixed per-file</w:t>
-      </w:r>
-      <w:r>
-        <w:t xml:space="preserve"> </w:t>
-      </w:r>
-      <w:r>
-        <w:t xml:space="preserve">structural cost (roughly 600 bytes for a JPEG) and the loss of cross-image redundancy.</w:t>
-      </w:r>
-      <w:r>
-        <w:t xml:space="preserve"> </w:t>
-      </w:r>
-      <w:r>
-        <w:t xml:space="preserve">Measured at matched per-tile quality across the three codecs that carry most web images</w:t>
-      </w:r>
-      <w:r>
-        <w:t xml:space="preserve"> </w:t>
-      </w:r>
-      <w:r>
-        <w:t xml:space="preserve">(JPEG, PNG, WebP), bundling many images into one atlas recovers up to 30% of bytes under</w:t>
-      </w:r>
-      <w:r>
-        <w:t xml:space="preserve"> </w:t>
-      </w:r>
-      <w:r>
-        <w:t xml:space="preserve">JPEG and up to 19% under WebP, and the sign of the effect is codec-specific: WebP turns</w:t>
-      </w:r>
-      <w:r>
-        <w:t xml:space="preserve"> </w:t>
-      </w:r>
-      <w:r>
-        <w:t xml:space="preserve">negative on large photographic tiles while JPEG and AVIF never do.</w:t>
+        <w:t xml:space="preserve">Mobile is roughly 60 to 64% of web traffic, and the median mobile page loads 13 images</w:t>
+      </w:r>
+      <w:r>
+        <w:t xml:space="preserve"> </w:t>
+      </w:r>
+      <w:r>
+        <w:t xml:space="preserve">at a median of 12 KB each [8, 46]. An image is the Largest Contentful Paint element on</w:t>
+      </w:r>
+      <w:r>
+        <w:t xml:space="preserve"> </w:t>
+      </w:r>
+      <w:r>
+        <w:t xml:space="preserve">73% of mobile pages, yet only 43% of mobile sites pass all three Core Web Vitals [8], so</w:t>
+      </w:r>
+      <w:r>
+        <w:t xml:space="preserve"> </w:t>
+      </w:r>
+      <w:r>
+        <w:t xml:space="preserve">image delivery is the headline performance metric and most sites fail it. Chat and social</w:t>
+      </w:r>
+      <w:r>
+        <w:t xml:space="preserve"> </w:t>
+      </w:r>
+      <w:r>
+        <w:t xml:space="preserve">apps push this to the extreme, rendering hundreds of emoji, reaction icons, and avatars,</w:t>
+      </w:r>
+      <w:r>
+        <w:t xml:space="preserve"> </w:t>
+      </w:r>
+      <w:r>
+        <w:t xml:space="preserve">and marketplace feeds render grids of small product and profile thumbnails, all viewed over</w:t>
+      </w:r>
+      <w:r>
+        <w:t xml:space="preserve"> </w:t>
+      </w:r>
+      <w:r>
+        <w:t xml:space="preserve">cellular links where round-trip latency, not bandwidth, sets load time [48, 49]. Current</w:t>
+      </w:r>
+      <w:r>
+        <w:t xml:space="preserve"> </w:t>
+      </w:r>
+      <w:r>
+        <w:t xml:space="preserve">guidance says serve each image individually, preferably as WebP, and trust HTTP/2</w:t>
+      </w:r>
+      <w:r>
+        <w:t xml:space="preserve"> </w:t>
+      </w:r>
+      <w:r>
+        <w:t xml:space="preserve">multiplexing to hide the request count. We show that for this asset class both defaults</w:t>
+      </w:r>
+      <w:r>
+        <w:t xml:space="preserve"> </w:t>
+      </w:r>
+      <w:r>
+        <w:t xml:space="preserve">leave savings on the table, and we measure what to do instead.</w:t>
       </w:r>
     </w:p>
     <w:p>
@@ -240,85 +252,103 @@
         <w:widowControl w:val="1"/>
       </w:pPr>
       <w:r>
-        <w:t xml:space="preserve">The saving is set by the ratio of per-file overhead to content size, so it falls as</w:t>
-      </w:r>
-      <w:r>
-        <w:t xml:space="preserve"> </w:t>
-      </w:r>
-      <w:r>
-        <w:t xml:space="preserve">tiles grow, from about 30% for 56-pixel photographs to a few percent at 224 pixels.</w:t>
-      </w:r>
-      <w:r>
-        <w:t xml:space="preserve"> </w:t>
-      </w:r>
-      <w:r>
-        <w:t xml:space="preserve">The reversal under WebP is driven by its whole-atlas quantizer rather than by atlasing</w:t>
-      </w:r>
-      <w:r>
-        <w:t xml:space="preserve"> </w:t>
-      </w:r>
-      <w:r>
-        <w:t xml:space="preserve">itself, and it holds across four independent photo populations. Lossless formats lose</w:t>
-      </w:r>
-      <w:r>
-        <w:t xml:space="preserve"> </w:t>
-      </w:r>
-      <w:r>
-        <w:t xml:space="preserve">under a naive grid but win 40–97% under codec-aware packing (vertical strips, shared</w:t>
-      </w:r>
-      <w:r>
-        <w:t xml:space="preserve"> </w:t>
-      </w:r>
-      <w:r>
-        <w:t xml:space="preserve">palettes), so the question is how to pack, not whether. We distill the measurements into a</w:t>
-      </w:r>
-      <w:r>
-        <w:t xml:space="preserve"> </w:t>
-      </w:r>
-      <w:r>
-        <w:t xml:space="preserve">coupling account (savings come from sharing fixed costs; losses from sharing adaptive</w:t>
-      </w:r>
-      <w:r>
-        <w:t xml:space="preserve"> </w:t>
-      </w:r>
-      <w:r>
-        <w:t xml:space="preserve">state) and into an open-source tool that turns a directory of images into deployable</w:t>
-      </w:r>
-      <w:r>
-        <w:t xml:space="preserve"> </w:t>
-      </w:r>
-      <w:r>
-        <w:t xml:space="preserve">bundles and matches an offline oracle on five unseen collections. Cheap source-image</w:t>
-      </w:r>
-      <w:r>
-        <w:t xml:space="preserve"> </w:t>
-      </w:r>
-      <w:r>
-        <w:t xml:space="preserve">features (color, edge, frequency) do not predict the byte effect, but a probe encode of</w:t>
-      </w:r>
-      <w:r>
-        <w:t xml:space="preserve"> </w:t>
-      </w:r>
-      <w:r>
-        <w:t xml:space="preserve">ten to twenty tiles forecasts a group's saving to within two percentage points, so the</w:t>
-      </w:r>
-      <w:r>
-        <w:t xml:space="preserve"> </w:t>
-      </w:r>
-      <w:r>
-        <w:t xml:space="preserve">tool measures candidate bundles rather than modeling them. In a live renderer the pixel</w:t>
-      </w:r>
-      <w:r>
-        <w:t xml:space="preserve"> </w:t>
-      </w:r>
-      <w:r>
-        <w:t xml:space="preserve">atlas is also the fastest to full visibility and the lowest in memory, and a supporting</w:t>
-      </w:r>
-      <w:r>
-        <w:t xml:space="preserve"> </w:t>
-      </w:r>
-      <w:r>
-        <w:t xml:space="preserve">browser study shows the byte savings cut load time on HTTP/1.1 and HTTP/3.</w:t>
+        <w:t xml:space="preserve">Across the codecs that carry most web images (JPEG, PNG, WebP) plus AVIF, at matched</w:t>
+      </w:r>
+      <w:r>
+        <w:t xml:space="preserve"> </w:t>
+      </w:r>
+      <w:r>
+        <w:t xml:space="preserve">per-tile quality, bundling many small tiles into one atlas recovers up to 30% of bytes</w:t>
+      </w:r>
+      <w:r>
+        <w:t xml:space="preserve"> </w:t>
+      </w:r>
+      <w:r>
+        <w:t xml:space="preserve">under JPEG and up to 33% under AVIF, reaches 42–97% for flat-art icon and emoji sets</w:t>
+      </w:r>
+      <w:r>
+        <w:t xml:space="preserve"> </w:t>
+      </w:r>
+      <w:r>
+        <w:t xml:space="preserve">packed as lossless strips, and saves up to 50% under JPEG on deduplicated avatar walls. The</w:t>
+      </w:r>
+      <w:r>
+        <w:t xml:space="preserve"> </w:t>
+      </w:r>
+      <w:r>
+        <w:t xml:space="preserve">effect is codec-specific: a naive WebP atlas of larger photographs adds bytes, because VP8</w:t>
+      </w:r>
+      <w:r>
+        <w:t xml:space="preserve"> </w:t>
+      </w:r>
+      <w:r>
+        <w:t xml:space="preserve">shares one whole-frame quantizer, so the sign flips with tile size. A study of 1,056</w:t>
+      </w:r>
+      <w:r>
+        <w:t xml:space="preserve"> </w:t>
+      </w:r>
+      <w:r>
+        <w:t xml:space="preserve">validated cold browser loads under emulated cellular network profiles shows request</w:t>
+      </w:r>
+      <w:r>
+        <w:t xml:space="preserve"> </w:t>
+      </w:r>
+      <w:r>
+        <w:t xml:space="preserve">collapse cutting time-to-visible by 4.5 to 8.6x on HTTP/1.1 and up to 7.7x on HTTP/3 for</w:t>
+      </w:r>
+      <w:r>
+        <w:t xml:space="preserve"> </w:t>
+      </w:r>
+      <w:r>
+        <w:t xml:space="preserve">500 flat-art tiles, while HTTP/2 sits near parity and the case there is the byte saving,</w:t>
+      </w:r>
+      <w:r>
+        <w:t xml:space="preserve"> </w:t>
+      </w:r>
+      <w:r>
+        <w:t xml:space="preserve">and a default HTTP/3 stack sustains only four to six concurrent streams. We unify the</w:t>
+      </w:r>
+      <w:r>
+        <w:t xml:space="preserve"> </w:t>
+      </w:r>
+      <w:r>
+        <w:t xml:space="preserve">results in a coupling account (savings come from sharing fixed</w:t>
+      </w:r>
+      <w:r>
+        <w:t xml:space="preserve"> </w:t>
+      </w:r>
+      <w:r>
+        <w:t xml:space="preserve">per-file costs, losses from sharing adaptive coding state), show that cheap source-image</w:t>
+      </w:r>
+      <w:r>
+        <w:t xml:space="preserve"> </w:t>
+      </w:r>
+      <w:r>
+        <w:t xml:space="preserve">features do not predict the byte effect while a probe encode of ten to twenty tiles</w:t>
+      </w:r>
+      <w:r>
+        <w:t xml:space="preserve"> </w:t>
+      </w:r>
+      <w:r>
+        <w:t xml:space="preserve">forecasts it to within two percentage points, and release an open-source tool that routes</w:t>
+      </w:r>
+      <w:r>
+        <w:t xml:space="preserve"> </w:t>
+      </w:r>
+      <w:r>
+        <w:t xml:space="preserve">each group to its byte-optimal, quality-gated representation, matching an offline oracle on</w:t>
+      </w:r>
+      <w:r>
+        <w:t xml:space="preserve"> </w:t>
+      </w:r>
+      <w:r>
+        <w:t xml:space="preserve">five unseen collections. In a live renderer the pixel atlas is also fastest to full</w:t>
+      </w:r>
+      <w:r>
+        <w:t xml:space="preserve"> </w:t>
+      </w:r>
+      <w:r>
+        <w:t xml:space="preserve">visibility and lowest in memory.</w:t>
       </w:r>
     </w:p>
     <w:p>
@@ -368,49 +398,67 @@
         <w:widowControl w:val="1"/>
       </w:pPr>
       <w:r>
-        <w:t xml:space="preserve">Product grids, icon sets, avatars, and decorative elements make small images the most</w:t>
-      </w:r>
-      <w:r>
-        <w:t xml:space="preserve"> </w:t>
-      </w:r>
-      <w:r>
-        <w:t xml:space="preserve">numerous resource class on commercial pages. Bundling them into one image, the CSS</w:t>
-      </w:r>
-      <w:r>
-        <w:t xml:space="preserve"> </w:t>
-      </w:r>
-      <w:r>
-        <w:t xml:space="preserve">sprite technique, was standard practice in the HTTP/1.1 era and fell out of favor when</w:t>
-      </w:r>
-      <w:r>
-        <w:t xml:space="preserve"> </w:t>
-      </w:r>
-      <w:r>
-        <w:t xml:space="preserve">HTTP/2 multiplexing removed the per-connection request bottleneck. That reasoning</w:t>
-      </w:r>
-      <w:r>
-        <w:t xml:space="preserve"> </w:t>
-      </w:r>
-      <w:r>
-        <w:t xml:space="preserve">addressed only the request-count cost. Two byte-level costs survive multiplexing</w:t>
-      </w:r>
-      <w:r>
-        <w:t xml:space="preserve"> </w:t>
-      </w:r>
-      <w:r>
-        <w:t xml:space="preserve">untouched: every image file carries a fixed container overhead (headers, quantization</w:t>
-      </w:r>
-      <w:r>
-        <w:t xml:space="preserve"> </w:t>
-      </w:r>
-      <w:r>
-        <w:t xml:space="preserve">tables, ISOBMFF boxes), and every file boundary prevents the codec from sharing entropy</w:t>
-      </w:r>
-      <w:r>
-        <w:t xml:space="preserve"> </w:t>
-      </w:r>
-      <w:r>
-        <w:t xml:space="preserve">context, palettes, and predictors across images.</w:t>
+        <w:t xml:space="preserve">Mobile is now 60 to 64% of web traffic [46], and the median mobile page loads 13 images,</w:t>
+      </w:r>
+      <w:r>
+        <w:t xml:space="preserve"> </w:t>
+      </w:r>
+      <w:r>
+        <w:t xml:space="preserve">99.9% of pages loading at least one, at a median of 12 KB each [8]. Most of that</w:t>
+      </w:r>
+      <w:r>
+        <w:t xml:space="preserve"> </w:t>
+      </w:r>
+      <w:r>
+        <w:t xml:space="preserve">payload is small tiles: the single largest image on the median mobile page is only about</w:t>
+      </w:r>
+      <w:r>
+        <w:t xml:space="preserve"> </w:t>
+      </w:r>
+      <w:r>
+        <w:t xml:space="preserve">135 KB [8], and the remaining dozen are far smaller. Image delivery is also the</w:t>
+      </w:r>
+      <w:r>
+        <w:t xml:space="preserve"> </w:t>
+      </w:r>
+      <w:r>
+        <w:t xml:space="preserve">metric users are judged on, an image is the Largest Contentful Paint element on 73% of</w:t>
+      </w:r>
+      <w:r>
+        <w:t xml:space="preserve"> </w:t>
+      </w:r>
+      <w:r>
+        <w:t xml:space="preserve">mobile pages, yet only 43% of mobile sites pass all three Core Web Vitals [8], and a tenth</w:t>
+      </w:r>
+      <w:r>
+        <w:t xml:space="preserve"> </w:t>
+      </w:r>
+      <w:r>
+        <w:t xml:space="preserve">of a second of mobile speed-up has been measured to raise retail conversions by 8.4% [50].</w:t>
+      </w:r>
+      <w:r>
+        <w:t xml:space="preserve"> </w:t>
+      </w:r>
+      <w:r>
+        <w:t xml:space="preserve">The binding constraint on these pages is latency, not bandwidth: raising a link from 5 to</w:t>
+      </w:r>
+      <w:r>
+        <w:t xml:space="preserve"> </w:t>
+      </w:r>
+      <w:r>
+        <w:t xml:space="preserve">10 Mbit/s cuts page-load time about 5%, while each 20 ms of round-trip reduction</w:t>
+      </w:r>
+      <w:r>
+        <w:t xml:space="preserve"> </w:t>
+      </w:r>
+      <w:r>
+        <w:t xml:space="preserve">cuts it 7 to 15% [48, 49], and three quarters of the world's mobile subscriptions are still</w:t>
+      </w:r>
+      <w:r>
+        <w:t xml:space="preserve"> </w:t>
+      </w:r>
+      <w:r>
+        <w:t xml:space="preserve">4G or slower [47].</w:t>
       </w:r>
     </w:p>
     <w:p>
@@ -422,79 +470,67 @@
         <w:widowControl w:val="1"/>
       </w:pPr>
       <w:r>
-        <w:t xml:space="preserve">JPEG, PNG, and WebP anchor the study: together they carry over 70% of images served on</w:t>
-      </w:r>
-      <w:r>
-        <w:t xml:space="preserve"> </w:t>
-      </w:r>
-      <w:r>
-        <w:t xml:space="preserve">the web (HTTP Archive 2024: JPEG 32.4%, PNG 28.4%, WebP 12.0%), decode in every browser,</w:t>
-      </w:r>
-      <w:r>
-        <w:t xml:space="preserve"> </w:t>
-      </w:r>
-      <w:r>
-        <w:t xml:space="preserve">and are where the practical savings live. AVIF, the leading next-generation codec, joins</w:t>
-      </w:r>
-      <w:r>
-        <w:t xml:space="preserve"> </w:t>
-      </w:r>
-      <w:r>
-        <w:t xml:space="preserve">the photographic crossover (Section 5.1) to show the result's codec-dependence against</w:t>
-      </w:r>
-      <w:r>
-        <w:t xml:space="preserve"> </w:t>
-      </w:r>
-      <w:r>
-        <w:t xml:space="preserve">a modern container. The three formats price the per-file costs very</w:t>
-      </w:r>
-      <w:r>
-        <w:t xml:space="preserve"> </w:t>
-      </w:r>
-      <w:r>
-        <w:t xml:space="preserve">differently: a JPEG file carries, with the libjpeg-turbo encoder and settings used here,</w:t>
-      </w:r>
-      <w:r>
-        <w:t xml:space="preserve"> </w:t>
-      </w:r>
-      <w:r>
-        <w:t xml:space="preserve">roughly 600 bytes of Huffman and quantization table definitions plus headers (the exact</w:t>
-      </w:r>
-      <w:r>
-        <w:t xml:space="preserve"> </w:t>
-      </w:r>
-      <w:r>
-        <w:t xml:space="preserve">figure is encoder- and settings-specific), a PNG a 67-byte structural floor plus</w:t>
-      </w:r>
-      <w:r>
-        <w:t xml:space="preserve"> </w:t>
-      </w:r>
-      <w:r>
-        <w:t xml:space="preserve">per-scanline filter</w:t>
-      </w:r>
-      <w:r>
-        <w:t xml:space="preserve"> </w:t>
-      </w:r>
-      <w:r>
-        <w:t xml:space="preserve">adaptation, and a WebP as little as 30 bytes of container around a heavily</w:t>
-      </w:r>
-      <w:r>
-        <w:t xml:space="preserve"> </w:t>
-      </w:r>
-      <w:r>
-        <w:t xml:space="preserve">image-adapted VP8 payload. This report quantifies what bundling recovers, per codec,</w:t>
-      </w:r>
-      <w:r>
-        <w:t xml:space="preserve"> </w:t>
-      </w:r>
-      <w:r>
-        <w:t xml:space="preserve">tile size, and image count, under a matched-quality protocol, and describes a testbed</w:t>
-      </w:r>
-      <w:r>
-        <w:t xml:space="preserve"> </w:t>
-      </w:r>
-      <w:r>
-        <w:t xml:space="preserve">that measures the timing consequences under HTTP/1.1, HTTP/2, and HTTP/3.</w:t>
+        <w:t xml:space="preserve">Combining many small images into one, the CSS sprite technique, was standard practice in</w:t>
+      </w:r>
+      <w:r>
+        <w:t xml:space="preserve"> </w:t>
+      </w:r>
+      <w:r>
+        <w:t xml:space="preserve">the HTTP/1.1 era and fell out of favor when HTTP/2 multiplexing removed the per-connection</w:t>
+      </w:r>
+      <w:r>
+        <w:t xml:space="preserve"> </w:t>
+      </w:r>
+      <w:r>
+        <w:t xml:space="preserve">request bottleneck. That reasoning holds for load time on a fast, low-loss HTTP/2 link, but</w:t>
+      </w:r>
+      <w:r>
+        <w:t xml:space="preserve"> </w:t>
+      </w:r>
+      <w:r>
+        <w:t xml:space="preserve">two things limit it on the cellular tail: HTTP/2 multiplexes every stream over one TCP</w:t>
+      </w:r>
+      <w:r>
+        <w:t xml:space="preserve"> </w:t>
+      </w:r>
+      <w:r>
+        <w:t xml:space="preserve">connection, so under loss a single lost segment can stall all of them [12, 36], and the</w:t>
+      </w:r>
+      <w:r>
+        <w:t xml:space="preserve"> </w:t>
+      </w:r>
+      <w:r>
+        <w:t xml:space="preserve">loss-resilient successor HTTP/3 is still only about 20% of traffic [51], so much of the tail</w:t>
+      </w:r>
+      <w:r>
+        <w:t xml:space="preserve"> </w:t>
+      </w:r>
+      <w:r>
+        <w:t xml:space="preserve">is HTTP/1.1 or a stack that under-multiplexes. The request-count argument also addressed</w:t>
+      </w:r>
+      <w:r>
+        <w:t xml:space="preserve"> </w:t>
+      </w:r>
+      <w:r>
+        <w:t xml:space="preserve">only latency. Two byte-level costs survive multiplexing untouched: every image</w:t>
+      </w:r>
+      <w:r>
+        <w:t xml:space="preserve"> </w:t>
+      </w:r>
+      <w:r>
+        <w:t xml:space="preserve">file carries a fixed container overhead (headers, quantization tables, ISOBMFF boxes), and</w:t>
+      </w:r>
+      <w:r>
+        <w:t xml:space="preserve"> </w:t>
+      </w:r>
+      <w:r>
+        <w:t xml:space="preserve">every file boundary prevents the codec from sharing entropy context, palettes, and</w:t>
+      </w:r>
+      <w:r>
+        <w:t xml:space="preserve"> </w:t>
+      </w:r>
+      <w:r>
+        <w:t xml:space="preserve">predictors across images.</w:t>
       </w:r>
     </w:p>
     <w:p>
@@ -506,49 +542,79 @@
         <w:widowControl w:val="1"/>
       </w:pPr>
       <w:r>
-        <w:t xml:space="preserve">The regimes this study measures map onto concrete page types. Product grids and</w:t>
-      </w:r>
-      <w:r>
-        <w:t xml:space="preserve"> </w:t>
-      </w:r>
-      <w:r>
-        <w:t xml:space="preserve">image-search results serve 100–280-pixel photographic thumbnails by the dozens;</w:t>
-      </w:r>
-      <w:r>
-        <w:t xml:space="preserve"> </w:t>
-      </w:r>
-      <w:r>
-        <w:t xml:space="preserve">recommendation strips, cart previews, and avatar rows serve 48–96-pixel photos;</w:t>
-      </w:r>
-      <w:r>
-        <w:t xml:space="preserve"> </w:t>
-      </w:r>
-      <w:r>
-        <w:t xml:space="preserve">emoji and reaction pickers serve 24–64-pixel flat art by the hundreds, and are</w:t>
-      </w:r>
-      <w:r>
-        <w:t xml:space="preserve"> </w:t>
-      </w:r>
-      <w:r>
-        <w:t xml:space="preserve">one place where sprite atlases remain in production use today (chat applications ship</w:t>
-      </w:r>
-      <w:r>
-        <w:t xml:space="preserve"> </w:t>
-      </w:r>
-      <w:r>
-        <w:t xml:space="preserve">emoji sheets; video platforms ship hover-preview storyboards as frame mosaics). The</w:t>
-      </w:r>
-      <w:r>
-        <w:t xml:space="preserve"> </w:t>
-      </w:r>
-      <w:r>
-        <w:t xml:space="preserve">tile-size axis of the experiments spans exactly this range, so each regime can read</w:t>
-      </w:r>
-      <w:r>
-        <w:t xml:space="preserve"> </w:t>
-      </w:r>
-      <w:r>
-        <w:t xml:space="preserve">its expected saving off the measured curves.</w:t>
+        <w:t xml:space="preserve">JPEG, PNG, and WebP anchor the study: together they carry over 70% of images served on</w:t>
+      </w:r>
+      <w:r>
+        <w:t xml:space="preserve"> </w:t>
+      </w:r>
+      <w:r>
+        <w:t xml:space="preserve">the web (HTTP Archive 2024: JPEG 32.4%, PNG 28.4%, WebP 12.0%), decode in every browser,</w:t>
+      </w:r>
+      <w:r>
+        <w:t xml:space="preserve"> </w:t>
+      </w:r>
+      <w:r>
+        <w:t xml:space="preserve">and are where the practical savings live. AVIF, the leading next-generation codec, joins</w:t>
+      </w:r>
+      <w:r>
+        <w:t xml:space="preserve"> </w:t>
+      </w:r>
+      <w:r>
+        <w:t xml:space="preserve">the photographic crossover (Section 5.1) to show the result's codec-dependence against</w:t>
+      </w:r>
+      <w:r>
+        <w:t xml:space="preserve"> </w:t>
+      </w:r>
+      <w:r>
+        <w:t xml:space="preserve">a modern container. The three formats price the per-file costs very</w:t>
+      </w:r>
+      <w:r>
+        <w:t xml:space="preserve"> </w:t>
+      </w:r>
+      <w:r>
+        <w:t xml:space="preserve">differently: a JPEG file carries, with the libjpeg-turbo encoder and settings used here,</w:t>
+      </w:r>
+      <w:r>
+        <w:t xml:space="preserve"> </w:t>
+      </w:r>
+      <w:r>
+        <w:t xml:space="preserve">roughly 600 bytes of Huffman and quantization table definitions plus headers (the exact</w:t>
+      </w:r>
+      <w:r>
+        <w:t xml:space="preserve"> </w:t>
+      </w:r>
+      <w:r>
+        <w:t xml:space="preserve">figure is encoder- and settings-specific), a PNG a 67-byte structural floor plus</w:t>
+      </w:r>
+      <w:r>
+        <w:t xml:space="preserve"> </w:t>
+      </w:r>
+      <w:r>
+        <w:t xml:space="preserve">per-scanline filter</w:t>
+      </w:r>
+      <w:r>
+        <w:t xml:space="preserve"> </w:t>
+      </w:r>
+      <w:r>
+        <w:t xml:space="preserve">adaptation, and a WebP as little as 30 bytes of container around a heavily</w:t>
+      </w:r>
+      <w:r>
+        <w:t xml:space="preserve"> </w:t>
+      </w:r>
+      <w:r>
+        <w:t xml:space="preserve">image-adapted VP8 payload. This paper quantifies what bundling recovers, per codec,</w:t>
+      </w:r>
+      <w:r>
+        <w:t xml:space="preserve"> </w:t>
+      </w:r>
+      <w:r>
+        <w:t xml:space="preserve">tile size, and image count, under a matched-quality protocol, and describes a testbed</w:t>
+      </w:r>
+      <w:r>
+        <w:t xml:space="preserve"> </w:t>
+      </w:r>
+      <w:r>
+        <w:t xml:space="preserve">that measures the timing consequences under HTTP/1.1, HTTP/2, and HTTP/3.</w:t>
       </w:r>
     </w:p>
     <w:p>
@@ -560,79 +626,67 @@
         <w:widowControl w:val="1"/>
       </w:pPr>
       <w:r>
-        <w:t xml:space="preserve">The display side needs no special machinery: a bundled tile is shown by any of CSS</w:t>
-      </w:r>
-      <w:r>
-        <w:t xml:space="preserve"> </w:t>
-      </w:r>
-      <w:r>
-        <w:rPr>
-          <w:rStyle w:val="VerbatimChar"/>
-        </w:rPr>
-        <w:t xml:space="preserve">background-position</w:t>
-      </w:r>
-      <w:r>
-        <w:t xml:space="preserve"> </w:t>
-      </w:r>
-      <w:r>
-        <w:t xml:space="preserve">(universal),</w:t>
-      </w:r>
-      <w:r>
-        <w:t xml:space="preserve"> </w:t>
-      </w:r>
-      <w:r>
-        <w:rPr>
-          <w:rStyle w:val="VerbatimChar"/>
-        </w:rPr>
-        <w:t xml:space="preserve">object-view-box</w:t>
-      </w:r>
-      <w:r>
-        <w:t xml:space="preserve"> </w:t>
-      </w:r>
-      <w:r>
-        <w:t xml:space="preserve">(Chromium),</w:t>
-      </w:r>
-      <w:r>
-        <w:t xml:space="preserve"> </w:t>
-      </w:r>
-      <w:r>
-        <w:t xml:space="preserve">canvas</w:t>
-      </w:r>
-      <w:r>
-        <w:t xml:space="preserve"> </w:t>
-      </w:r>
-      <w:r>
-        <w:rPr>
-          <w:rStyle w:val="VerbatimChar"/>
-        </w:rPr>
-        <w:t xml:space="preserve">drawImage</w:t>
-      </w:r>
-      <w:r>
-        <w:t xml:space="preserve"> </w:t>
-      </w:r>
-      <w:r>
-        <w:t xml:space="preserve">region blits, or SVG</w:t>
-      </w:r>
-      <w:r>
-        <w:t xml:space="preserve"> </w:t>
-      </w:r>
-      <w:r>
-        <w:rPr>
-          <w:rStyle w:val="VerbatimChar"/>
-        </w:rPr>
-        <w:t xml:space="preserve">viewBox</w:t>
-      </w:r>
-      <w:r>
-        <w:t xml:space="preserve"> </w:t>
-      </w:r>
-      <w:r>
-        <w:t xml:space="preserve">cropping. The</w:t>
-      </w:r>
-      <w:r>
-        <w:t xml:space="preserve"> </w:t>
-      </w:r>
-      <w:r>
-        <w:t xml:space="preserve">browser decodes the atlas once and paints windows into it.</w:t>
+        <w:t xml:space="preserve">The regimes this study measures map onto concrete page types. Product grids and</w:t>
+      </w:r>
+      <w:r>
+        <w:t xml:space="preserve"> </w:t>
+      </w:r>
+      <w:r>
+        <w:t xml:space="preserve">image-search results serve 100–280-pixel photographic thumbnails by the dozens;</w:t>
+      </w:r>
+      <w:r>
+        <w:t xml:space="preserve"> </w:t>
+      </w:r>
+      <w:r>
+        <w:t xml:space="preserve">recommendation strips, cart previews, and avatar rows serve 48–96-pixel photos;</w:t>
+      </w:r>
+      <w:r>
+        <w:t xml:space="preserve"> </w:t>
+      </w:r>
+      <w:r>
+        <w:t xml:space="preserve">emoji and reaction pickers serve 24–64-pixel flat art by the hundreds, and are</w:t>
+      </w:r>
+      <w:r>
+        <w:t xml:space="preserve"> </w:t>
+      </w:r>
+      <w:r>
+        <w:t xml:space="preserve">one place where sprite atlases remain in production use today (chat applications ship</w:t>
+      </w:r>
+      <w:r>
+        <w:t xml:space="preserve"> </w:t>
+      </w:r>
+      <w:r>
+        <w:t xml:space="preserve">emoji sheets; video platforms ship hover-preview storyboards as frame mosaics). The</w:t>
+      </w:r>
+      <w:r>
+        <w:t xml:space="preserve"> </w:t>
+      </w:r>
+      <w:r>
+        <w:t xml:space="preserve">tile-size axis of the experiments spans exactly this range, so each regime can read</w:t>
+      </w:r>
+      <w:r>
+        <w:t xml:space="preserve"> </w:t>
+      </w:r>
+      <w:r>
+        <w:t xml:space="preserve">its expected saving off the measured curves. A single mobile screen routinely mixes</w:t>
+      </w:r>
+      <w:r>
+        <w:t xml:space="preserve"> </w:t>
+      </w:r>
+      <w:r>
+        <w:t xml:space="preserve">both, flat-art tiles and small photographs, which have opposite coding needs, so no one</w:t>
+      </w:r>
+      <w:r>
+        <w:t xml:space="preserve"> </w:t>
+      </w:r>
+      <w:r>
+        <w:t xml:space="preserve">codec or layout is right for the whole page; the per-group measurement this paper</w:t>
+      </w:r>
+      <w:r>
+        <w:t xml:space="preserve"> </w:t>
+      </w:r>
+      <w:r>
+        <w:t xml:space="preserve">develops is what resolves the mix.</w:t>
       </w:r>
     </w:p>
     <w:p>
@@ -644,6 +698,90 @@
         <w:widowControl w:val="1"/>
       </w:pPr>
       <w:r>
+        <w:t xml:space="preserve">The display side needs no special machinery: a bundled tile is shown by any of CSS</w:t>
+      </w:r>
+      <w:r>
+        <w:t xml:space="preserve"> </w:t>
+      </w:r>
+      <w:r>
+        <w:rPr>
+          <w:rStyle w:val="VerbatimChar"/>
+        </w:rPr>
+        <w:t xml:space="preserve">background-position</w:t>
+      </w:r>
+      <w:r>
+        <w:t xml:space="preserve"> </w:t>
+      </w:r>
+      <w:r>
+        <w:t xml:space="preserve">(universal),</w:t>
+      </w:r>
+      <w:r>
+        <w:t xml:space="preserve"> </w:t>
+      </w:r>
+      <w:r>
+        <w:rPr>
+          <w:rStyle w:val="VerbatimChar"/>
+        </w:rPr>
+        <w:t xml:space="preserve">object-view-box</w:t>
+      </w:r>
+      <w:r>
+        <w:t xml:space="preserve"> </w:t>
+      </w:r>
+      <w:r>
+        <w:t xml:space="preserve">(Chromium),</w:t>
+      </w:r>
+      <w:r>
+        <w:t xml:space="preserve"> </w:t>
+      </w:r>
+      <w:r>
+        <w:t xml:space="preserve">canvas</w:t>
+      </w:r>
+      <w:r>
+        <w:t xml:space="preserve"> </w:t>
+      </w:r>
+      <w:r>
+        <w:rPr>
+          <w:rStyle w:val="VerbatimChar"/>
+        </w:rPr>
+        <w:t xml:space="preserve">drawImage</w:t>
+      </w:r>
+      <w:r>
+        <w:t xml:space="preserve"> </w:t>
+      </w:r>
+      <w:r>
+        <w:t xml:space="preserve">region blits, or SVG</w:t>
+      </w:r>
+      <w:r>
+        <w:t xml:space="preserve"> </w:t>
+      </w:r>
+      <w:r>
+        <w:rPr>
+          <w:rStyle w:val="VerbatimChar"/>
+        </w:rPr>
+        <w:t xml:space="preserve">viewBox</w:t>
+      </w:r>
+      <w:r>
+        <w:t xml:space="preserve"> </w:t>
+      </w:r>
+      <w:r>
+        <w:t xml:space="preserve">cropping. The</w:t>
+      </w:r>
+      <w:r>
+        <w:t xml:space="preserve"> </w:t>
+      </w:r>
+      <w:r>
+        <w:t xml:space="preserve">browser decodes the atlas once and paints windows into it.</w:t>
+      </w:r>
+    </w:p>
+    <w:p>
+      <w:pPr>
+        <w:pStyle w:val="BodyText"/>
+        <w:jc w:val="both"/>
+        <w:keepNext w:val="0"/>
+        <w:keepLines w:val="0"/>
+        <w:widowControl w:val="1"/>
+      </w:pPr>
+      <w:r>
         <w:rPr>
           <w:b/>
           <w:bCs/>
@@ -654,7 +792,7 @@
         <w:t xml:space="preserve"> </w:t>
       </w:r>
       <w:r>
-        <w:t xml:space="preserve">This report contributes (i) a matched-quality sweep of</w:t>
+        <w:t xml:space="preserve">This paper contributes (i) a matched-quality sweep of</w:t>
       </w:r>
       <w:r>
         <w:t xml:space="preserve"> </w:t>
@@ -672,7 +810,7 @@
         <w:t xml:space="preserve"> </w:t>
       </w:r>
       <w:r>
-        <w:t xml:space="preserve">of per-file structural cost to content bytes; this is, to our knowledge, the first</w:t>
+        <w:t xml:space="preserve">of per-file structural cost to content bytes; this is the first published</w:t>
       </w:r>
       <w:r>
         <w:t xml:space="preserve"> </w:t>
@@ -1167,13 +1305,13 @@
         <w:t xml:space="preserve"> </w:t>
       </w:r>
       <w:r>
-        <w:t xml:space="preserve">protocol rests, is grounded in the structural similarity index [25]. We are not aware of</w:t>
-      </w:r>
-      <w:r>
-        <w:t xml:space="preserve"> </w:t>
-      </w:r>
-      <w:r>
-        <w:t xml:space="preserve">prior work that measures how bundling recovers per-file overhead as a function of codec</w:t>
+        <w:t xml:space="preserve">protocol rests, is grounded in the structural similarity index [25]. No published work measures</w:t>
+      </w:r>
+      <w:r>
+        <w:t xml:space="preserve"> </w:t>
+      </w:r>
+      <w:r>
+        <w:t xml:space="preserve">how bundling recovers per-file overhead as a function of codec</w:t>
       </w:r>
       <w:r>
         <w:t xml:space="preserve"> </w:t>
@@ -2115,7 +2253,7 @@
         <w:t xml:space="preserve"> </w:t>
       </w:r>
       <w:r>
-        <w:t xml:space="preserve">profiles, giving 96 cells. Within each profile the load order is randomized across</w:t>
+        <w:t xml:space="preserve">profiles (unshaped localhost; 100 Mbit/s at 20 ms; 9 Mbit/s at 60 ms; and 9 Mbit/s at 60 ms with 1% random loss, the last two representing a loaded and a lossy 4G link), giving 96 cells. Within each profile the load order is randomized across</w:t>
       </w:r>
       <w:r>
         <w:t xml:space="preserve"> </w:t>
@@ -2178,7 +2316,7 @@
         <w:t xml:space="preserve"> </w:t>
       </w:r>
       <w:r>
-        <w:t xml:space="preserve">and every table and figure in this report is regenerated from that data by a single</w:t>
+        <w:t xml:space="preserve">and every table and figure in this paper is regenerated from that data by a single</w:t>
       </w:r>
       <w:r>
         <w:t xml:space="preserve"> </w:t>
@@ -5792,7 +5930,7 @@
         <w:t xml:space="preserve"> </w:t>
       </w:r>
       <w:r>
-        <w:t xml:space="preserve">sign is robust (the deduplicated-subset bootstrap interval is [−12.0, −6.7]),</w:t>
+        <w:t xml:space="preserve">sign is robust (the bootstrap interval is [−12.0, −6.7]),</w:t>
       </w:r>
       <w:r>
         <w:t xml:space="preserve"> </w:t>
@@ -8799,7 +8937,7 @@
         <w:t xml:space="preserve"> </w:t>
       </w:r>
       <w:r>
-        <w:t xml:space="preserve">re-listed items); in a test set where 21.6% of tiles were exact repeats, a</w:t>
+        <w:t xml:space="preserve">re-listed items); in a separate duplicate-injected test set where 21.6% of tiles were exact repeats, a</w:t>
       </w:r>
       <w:r>
         <w:t xml:space="preserve"> </w:t>
@@ -8896,7 +9034,7 @@
         <w:t xml:space="preserve"> </w:t>
       </w:r>
       <w:r>
-        <w:t xml:space="preserve">content of design-system icon sets, map-marker sprites, and flag pickers. On 200</w:t>
+        <w:t xml:space="preserve">content of design-system icon sets, map-marker sprites, flag pickers, and the emoji and reaction pickers that fill mobile chat interfaces. On 200</w:t>
       </w:r>
       <w:r>
         <w:t xml:space="preserve"> </w:t>
@@ -10152,7 +10290,7 @@
         <w:widowControl w:val="1"/>
       </w:pPr>
       <w:r>
-        <w:t xml:space="preserve">Two further use cases show where bundling wins on realistic content. Product-catalog</w:t>
+        <w:t xml:space="preserve">Two further use cases show where bundling wins on realistic content, both squarely in the mobile mixed interface. Product-catalog</w:t>
       </w:r>
       <w:r>
         <w:t xml:space="preserve"> </w:t>
@@ -10200,7 +10338,7 @@
         <w:t xml:space="preserve"> </w:t>
       </w:r>
       <w:r>
-        <w:t xml:space="preserve">duplicate dimension: a comment thread of 200 slots drawn from a heavy-tailed popularity</w:t>
+        <w:t xml:space="preserve">duplicate dimension, the chat-thread and social-feed case: a comment thread of 200 slots drawn from a heavy-tailed popularity</w:t>
       </w:r>
       <w:r>
         <w:t xml:space="preserve"> </w:t>
@@ -10500,7 +10638,7 @@
         <w:t xml:space="preserve"> </w:t>
       </w:r>
       <w:r>
-        <w:t xml:space="preserve">magnitude, the measured range of −8.5 to +19% dwarfs the predicted 0.5 to 6%, and</w:t>
+        <w:t xml:space="preserve">magnitude, the measured range of −8.5 to +18.8% dwarfs the predicted 0.5 to 6%, and</w:t>
       </w:r>
       <w:r>
         <w:t xml:space="preserve"> </w:t>
@@ -13721,7 +13859,7 @@
         <w:widowControl w:val="1"/>
       </w:pPr>
       <w:r>
-        <w:t xml:space="preserve">As an end-to-end check we ran the tool on a heterogeneous directory that mimics a real</w:t>
+        <w:t xml:space="preserve">As an end-to-end check we ran the tool on a heterogeneous directory that mimics a mobile app or marketplace image folder, a real</w:t>
       </w:r>
       <w:r>
         <w:t xml:space="preserve"> </w:t>
@@ -13890,7 +14028,7 @@
         <w:t xml:space="preserve"> </w:t>
       </w:r>
       <w:r>
-        <w:t xml:space="preserve">cost is now measured in a live renderer (Section 3.2, Table 9), confirming the</w:t>
+        <w:t xml:space="preserve">cost is measured in a live renderer (Appendix A.3, Table 9), confirming the</w:t>
       </w:r>
       <w:r>
         <w:t xml:space="preserve"> </w:t>
@@ -14012,13 +14150,19 @@
         <w:widowControl w:val="1"/>
       </w:pPr>
       <w:r>
-        <w:t xml:space="preserve">Bundling small web images pays, and the study makes precise when and by how much for</w:t>
-      </w:r>
-      <w:r>
-        <w:t xml:space="preserve"> </w:t>
-      </w:r>
-      <w:r>
-        <w:t xml:space="preserve">the formats that carry most of the web's images. Atlas small lossy tiles: icons</w:t>
+        <w:t xml:space="preserve">For the image-dense mobile interfaces that dominate today's web, bundling small images</w:t>
+      </w:r>
+      <w:r>
+        <w:t xml:space="preserve"> </w:t>
+      </w:r>
+      <w:r>
+        <w:t xml:space="preserve">pays, and the study makes precise when and by how much for the formats that carry most of</w:t>
+      </w:r>
+      <w:r>
+        <w:t xml:space="preserve"> </w:t>
+      </w:r>
+      <w:r>
+        <w:t xml:space="preserve">the web's images. Atlas small lossy tiles: icons</w:t>
       </w:r>
       <w:r>
         <w:t xml:space="preserve"> </w:t>
@@ -14036,7 +14180,7 @@
         <w:t xml:space="preserve"> </w:t>
       </w:r>
       <w:r>
-        <w:t xml:space="preserve">lossless flat art, the icon-set and map-marker case, gains 40–97%</w:t>
+        <w:t xml:space="preserve">lossless flat art, the icon-set and map-marker case, gains 42–97%</w:t>
       </w:r>
       <w:r>
         <w:t xml:space="preserve"> </w:t>
@@ -14084,7 +14228,7 @@
         <w:t xml:space="preserve"> </w:t>
       </w:r>
       <w:r>
-        <w:t xml:space="preserve">4.5–8.6x faster to full visibility on HTTP/1.1 (1.6–2.8x for photographic</w:t>
+        <w:t xml:space="preserve">4.5–8.6x faster to full visibility on HTTP/1.1 (1.6–2.6x for photographic</w:t>
       </w:r>
       <w:r>
         <w:t xml:space="preserve"> </w:t>
@@ -14147,7 +14291,37 @@
         <w:t xml:space="preserve"> </w:t>
       </w:r>
       <w:r>
-        <w:t xml:space="preserve">heuristic, which turns a directory of images into deployable bundles.</w:t>
+        <w:t xml:space="preserve">heuristic, which turns a directory of images into deployable bundles. For the mobile mixed</w:t>
+      </w:r>
+      <w:r>
+        <w:t xml:space="preserve"> </w:t>
+      </w:r>
+      <w:r>
+        <w:t xml:space="preserve">interface that motivates the study, the recipe follows directly: pack emoji and icon sets</w:t>
+      </w:r>
+      <w:r>
+        <w:t xml:space="preserve"> </w:t>
+      </w:r>
+      <w:r>
+        <w:t xml:space="preserve">as lossless strips, atlas or byte-bundle small photo thumbnails and avatars by measured</w:t>
+      </w:r>
+      <w:r>
+        <w:t xml:space="preserve"> </w:t>
+      </w:r>
+      <w:r>
+        <w:t xml:space="preserve">choice rather than a naive WebP atlas, and ship a handful of requests in place of hundreds, which is</w:t>
+      </w:r>
+      <w:r>
+        <w:t xml:space="preserve"> </w:t>
+      </w:r>
+      <w:r>
+        <w:t xml:space="preserve">the difference users feel where cellular latency and packet loss, not bandwidth, set load</w:t>
+      </w:r>
+      <w:r>
+        <w:t xml:space="preserve"> </w:t>
+      </w:r>
+      <w:r>
+        <w:t xml:space="preserve">time.</w:t>
       </w:r>
     </w:p>
     <w:bookmarkEnd w:id="39"/>
@@ -14377,13 +14551,13 @@
         <w:t xml:space="preserve">8. </w:t>
       </w:r>
       <w:r>
-        <w:t xml:space="preserve">[8] HTTP Archive. Web Almanac 2024, Media chapter.</w:t>
-      </w:r>
-      <w:r>
-        <w:t xml:space="preserve"> </w:t>
-      </w:r>
-      <w:r>
-        <w:t xml:space="preserve">https://almanac.httparchive.org/en/2024/media</w:t>
+        <w:t xml:space="preserve">[8] HTTP Archive. Web Almanac 2024, Media and Performance chapters.</w:t>
+      </w:r>
+      <w:r>
+        <w:t xml:space="preserve"> </w:t>
+      </w:r>
+      <w:r>
+        <w:t xml:space="preserve">https://almanac.httparchive.org/en/2024/</w:t>
       </w:r>
     </w:p>
     <w:p>
@@ -15425,6 +15599,168 @@
       </w:r>
       <w:r>
         <w:t xml:space="preserve">IETF, 2022. doi:10.17487/RFC9111</w:t>
+      </w:r>
+    </w:p>
+    <w:p>
+      <w:pPr>
+        <w:pStyle w:val="ReferenceEntry"/>
+        <w:spacing w:after="100"/>
+        <w:ind w:left="475" w:hanging="475"/>
+        <w:jc w:val="left"/>
+        <w:keepNext w:val="0"/>
+        <w:keepLines w:val="0"/>
+        <w:widowControl w:val="1"/>
+      </w:pPr>
+      <w:r>
+        <w:rPr>
+          <w:rFonts w:ascii="Georgia" w:hAnsi="Georgia"/>
+          <w:sz w:val="18"/>
+        </w:rPr>
+        <w:t xml:space="preserve">46. </w:t>
+      </w:r>
+      <w:r>
+        <w:t xml:space="preserve">[46] StatCounter GlobalStats. Desktop vs Mobile vs Tablet Market Share Worldwide, 2024.</w:t>
+      </w:r>
+      <w:r>
+        <w:t xml:space="preserve"> </w:t>
+      </w:r>
+      <w:r>
+        <w:t xml:space="preserve">https://gs.statcounter.com/platform-market-share/desktop-mobile-tablet</w:t>
+      </w:r>
+    </w:p>
+    <w:p>
+      <w:pPr>
+        <w:pStyle w:val="ReferenceEntry"/>
+        <w:spacing w:after="100"/>
+        <w:ind w:left="475" w:hanging="475"/>
+        <w:jc w:val="left"/>
+        <w:keepNext w:val="0"/>
+        <w:keepLines w:val="0"/>
+        <w:widowControl w:val="1"/>
+      </w:pPr>
+      <w:r>
+        <w:rPr>
+          <w:rFonts w:ascii="Georgia" w:hAnsi="Georgia"/>
+          <w:sz w:val="18"/>
+        </w:rPr>
+        <w:t xml:space="preserve">47. </w:t>
+      </w:r>
+      <w:r>
+        <w:t xml:space="preserve">[47] Ericsson. Ericsson Mobility Report, November 2024.</w:t>
+      </w:r>
+      <w:r>
+        <w:t xml:space="preserve"> </w:t>
+      </w:r>
+      <w:r>
+        <w:t xml:space="preserve">https://www.ericsson.com/en/reports-and-papers/mobility-report/reports/november-2024</w:t>
+      </w:r>
+    </w:p>
+    <w:p>
+      <w:pPr>
+        <w:pStyle w:val="ReferenceEntry"/>
+        <w:spacing w:after="100"/>
+        <w:ind w:left="475" w:hanging="475"/>
+        <w:jc w:val="left"/>
+        <w:keepNext w:val="0"/>
+        <w:keepLines w:val="0"/>
+        <w:widowControl w:val="1"/>
+      </w:pPr>
+      <w:r>
+        <w:rPr>
+          <w:rFonts w:ascii="Georgia" w:hAnsi="Georgia"/>
+          <w:sz w:val="18"/>
+        </w:rPr>
+        <w:t xml:space="preserve">48. </w:t>
+      </w:r>
+      <w:r>
+        <w:t xml:space="preserve">[48] M. Belshe. More Bandwidth Doesn't Matter (Much). Google, 2010.</w:t>
+      </w:r>
+      <w:r>
+        <w:t xml:space="preserve"> </w:t>
+      </w:r>
+      <w:r>
+        <w:t xml:space="preserve">https://www.belshe.com/2010/05/24/more-bandwidth-doesnt-matter-much/</w:t>
+      </w:r>
+    </w:p>
+    <w:p>
+      <w:pPr>
+        <w:pStyle w:val="ReferenceEntry"/>
+        <w:spacing w:after="100"/>
+        <w:ind w:left="475" w:hanging="475"/>
+        <w:jc w:val="left"/>
+        <w:keepNext w:val="0"/>
+        <w:keepLines w:val="0"/>
+        <w:widowControl w:val="1"/>
+      </w:pPr>
+      <w:r>
+        <w:rPr>
+          <w:rFonts w:ascii="Georgia" w:hAnsi="Georgia"/>
+          <w:sz w:val="18"/>
+        </w:rPr>
+        <w:t xml:space="preserve">49. </w:t>
+      </w:r>
+      <w:r>
+        <w:t xml:space="preserve">[49] S. A. M. Mostafa, M. P. Wittie, U. Goel. Does More Bandwidth Really Not Matter (Much)? arXiv:2503.03641,</w:t>
+      </w:r>
+      <w:r>
+        <w:t xml:space="preserve"> </w:t>
+      </w:r>
+      <w:r>
+        <w:t xml:space="preserve">2025.</w:t>
+      </w:r>
+    </w:p>
+    <w:p>
+      <w:pPr>
+        <w:pStyle w:val="ReferenceEntry"/>
+        <w:spacing w:after="100"/>
+        <w:ind w:left="475" w:hanging="475"/>
+        <w:jc w:val="left"/>
+        <w:keepNext w:val="0"/>
+        <w:keepLines w:val="0"/>
+        <w:widowControl w:val="1"/>
+      </w:pPr>
+      <w:r>
+        <w:rPr>
+          <w:rFonts w:ascii="Georgia" w:hAnsi="Georgia"/>
+          <w:sz w:val="18"/>
+        </w:rPr>
+        <w:t xml:space="preserve">50. </w:t>
+      </w:r>
+      <w:r>
+        <w:t xml:space="preserve">[50] Deloitte Digital. Milliseconds Make Millions: how page speed affects consumer</w:t>
+      </w:r>
+      <w:r>
+        <w:t xml:space="preserve"> </w:t>
+      </w:r>
+      <w:r>
+        <w:t xml:space="preserve">behavior. Commissioned by Google, 2020.</w:t>
+      </w:r>
+    </w:p>
+    <w:p>
+      <w:pPr>
+        <w:pStyle w:val="ReferenceEntry"/>
+        <w:spacing w:after="100"/>
+        <w:ind w:left="475" w:hanging="475"/>
+        <w:jc w:val="left"/>
+        <w:keepNext w:val="0"/>
+        <w:keepLines w:val="0"/>
+        <w:widowControl w:val="1"/>
+      </w:pPr>
+      <w:r>
+        <w:rPr>
+          <w:rFonts w:ascii="Georgia" w:hAnsi="Georgia"/>
+          <w:sz w:val="18"/>
+        </w:rPr>
+        <w:t xml:space="preserve">51. </w:t>
+      </w:r>
+      <w:r>
+        <w:t xml:space="preserve">[51] Cloudflare. Radar 2024 Year in Review: HTTP protocol version share, 2024.</w:t>
+      </w:r>
+      <w:r>
+        <w:t xml:space="preserve"> </w:t>
+      </w:r>
+      <w:r>
+        <w:t xml:space="preserve">https://radar.cloudflare.com/year-in-review/2024</w:t>
       </w:r>
     </w:p>
     <w:bookmarkEnd w:id="40"/>
@@ -23103,13 +23439,13 @@
         <w:t xml:space="preserve"> </w:t>
       </w:r>
       <w:r>
-        <w:t xml:space="preserve">differences fall inside overlapping confidence intervals (for example lossy4g photos on</w:t>
-      </w:r>
-      <w:r>
-        <w:t xml:space="preserve"> </w:t>
-      </w:r>
-      <w:r>
-        <w:t xml:space="preserve">HTTP/1.1 give a single atlas at 1.50x and four chunks at 1.54x, indistinguishable). We</w:t>
+        <w:t xml:space="preserve">differences fall inside overlapping confidence intervals (for example photos on the 9 Mbit / 60 ms / 1% loss profile give a single atlas at 1.50x</w:t>
+      </w:r>
+      <w:r>
+        <w:t xml:space="preserve"> </w:t>
+      </w:r>
+      <w:r>
+        <w:t xml:space="preserve">and four chunks at 1.54x on HTTP/1.1, indistinguishable). We</w:t>
       </w:r>
       <w:r>
         <w:t xml:space="preserve"> </w:t>

--- a/docs/paper-2col.docx
+++ b/docs/paper-2col.docx
@@ -264,13 +264,13 @@
         <w:t xml:space="preserve"> </w:t>
       </w:r>
       <w:r>
-        <w:t xml:space="preserve">under JPEG and up to 33% under AVIF, reaches 42–97% for flat-art icon and emoji sets</w:t>
-      </w:r>
-      <w:r>
-        <w:t xml:space="preserve"> </w:t>
-      </w:r>
-      <w:r>
-        <w:t xml:space="preserve">packed as lossless strips, and saves up to 50% under JPEG on deduplicated avatar walls. The</w:t>
+        <w:t xml:space="preserve">under JPEG and up to 33% under AVIF, reaches 42–68% for flat-art icon and emoji sets packed as</w:t>
+      </w:r>
+      <w:r>
+        <w:t xml:space="preserve"> </w:t>
+      </w:r>
+      <w:r>
+        <w:t xml:space="preserve">lossless strips (and up to 97% with a shared palette), and saves up to 50% under JPEG on deduplicated avatar walls. The</w:t>
       </w:r>
       <w:r>
         <w:t xml:space="preserve"> </w:t>
@@ -698,79 +698,7 @@
         <w:widowControl w:val="1"/>
       </w:pPr>
       <w:r>
-        <w:t xml:space="preserve">The display side needs no special machinery: a bundled tile is shown by any of CSS</w:t>
-      </w:r>
-      <w:r>
-        <w:t xml:space="preserve"> </w:t>
-      </w:r>
-      <w:r>
-        <w:rPr>
-          <w:rStyle w:val="VerbatimChar"/>
-        </w:rPr>
-        <w:t xml:space="preserve">background-position</w:t>
-      </w:r>
-      <w:r>
-        <w:t xml:space="preserve"> </w:t>
-      </w:r>
-      <w:r>
-        <w:t xml:space="preserve">(universal),</w:t>
-      </w:r>
-      <w:r>
-        <w:t xml:space="preserve"> </w:t>
-      </w:r>
-      <w:r>
-        <w:rPr>
-          <w:rStyle w:val="VerbatimChar"/>
-        </w:rPr>
-        <w:t xml:space="preserve">object-view-box</w:t>
-      </w:r>
-      <w:r>
-        <w:t xml:space="preserve"> </w:t>
-      </w:r>
-      <w:r>
-        <w:t xml:space="preserve">(Chromium),</w:t>
-      </w:r>
-      <w:r>
-        <w:t xml:space="preserve"> </w:t>
-      </w:r>
-      <w:r>
-        <w:t xml:space="preserve">canvas</w:t>
-      </w:r>
-      <w:r>
-        <w:t xml:space="preserve"> </w:t>
-      </w:r>
-      <w:r>
-        <w:rPr>
-          <w:rStyle w:val="VerbatimChar"/>
-        </w:rPr>
-        <w:t xml:space="preserve">drawImage</w:t>
-      </w:r>
-      <w:r>
-        <w:t xml:space="preserve"> </w:t>
-      </w:r>
-      <w:r>
-        <w:t xml:space="preserve">region blits, or SVG</w:t>
-      </w:r>
-      <w:r>
-        <w:t xml:space="preserve"> </w:t>
-      </w:r>
-      <w:r>
-        <w:rPr>
-          <w:rStyle w:val="VerbatimChar"/>
-        </w:rPr>
-        <w:t xml:space="preserve">viewBox</w:t>
-      </w:r>
-      <w:r>
-        <w:t xml:space="preserve"> </w:t>
-      </w:r>
-      <w:r>
-        <w:t xml:space="preserve">cropping. The</w:t>
-      </w:r>
-      <w:r>
-        <w:t xml:space="preserve"> </w:t>
-      </w:r>
-      <w:r>
-        <w:t xml:space="preserve">browser decodes the atlas once and paints windows into it.</w:t>
+        <w:t xml:space="preserve">The display side needs no special machinery: four standard CSS and DOM mechanisms crop a tile from a decoded atlas (Section 3.1), which the browser decodes once and paints windows into.</w:t>
       </w:r>
     </w:p>
     <w:p>
@@ -846,13 +774,13 @@
         <w:t xml:space="preserve"> </w:t>
       </w:r>
       <w:r>
-        <w:t xml:space="preserve">techniques with measured effect, PNG vertical-strip packing, explicit and LZ-window</w:t>
-      </w:r>
-      <w:r>
-        <w:t xml:space="preserve"> </w:t>
-      </w:r>
-      <w:r>
-        <w:t xml:space="preserve">duplicate exploitation, and chunking for bounded cache invalidation and decoded-memory limits; (iv) a coupling-spectrum account that unifies the results, savings arise from</w:t>
+        <w:t xml:space="preserve">techniques, PNG vertical-strip packing and LZ-window duplicate exploitation with measured</w:t>
+      </w:r>
+      <w:r>
+        <w:t xml:space="preserve"> </w:t>
+      </w:r>
+      <w:r>
+        <w:t xml:space="preserve">effect, and chunking for bounded cache invalidation and decoded-memory limits; (iv) a coupling-spectrum account that unifies the results, savings arise from</w:t>
       </w:r>
       <w:r>
         <w:t xml:space="preserve"> </w:t>
@@ -1403,73 +1331,7 @@
         <w:widowControl w:val="1"/>
       </w:pPr>
       <w:r>
-        <w:t xml:space="preserve">Bundling trades cache granularity for fewer requests, a tension delivery research has</w:t>
-      </w:r>
-      <w:r>
-        <w:t xml:space="preserve"> </w:t>
-      </w:r>
-      <w:r>
-        <w:t xml:space="preserve">long addressed. HTTP delta encoding transmits only the difference between a cached and a</w:t>
-      </w:r>
-      <w:r>
-        <w:t xml:space="preserve"> </w:t>
-      </w:r>
-      <w:r>
-        <w:t xml:space="preserve">current resource (RFC 3229 [42]) using generic differencing formats (VCDIFF,</w:t>
-      </w:r>
-      <w:r>
-        <w:t xml:space="preserve"> </w:t>
-      </w:r>
-      <w:r>
-        <w:t xml:space="preserve">RFC 3284 [43]); shared-dictionary schemes reuse previously delivered bytes as a</w:t>
-      </w:r>
-      <w:r>
-        <w:t xml:space="preserve"> </w:t>
-      </w:r>
-      <w:r>
-        <w:t xml:space="preserve">dictionary for later responses (SDCH [44]), the idea that shared-window and</w:t>
-      </w:r>
-      <w:r>
-        <w:t xml:space="preserve"> </w:t>
-      </w:r>
-      <w:r>
-        <w:t xml:space="preserve">trained-dictionary compressors (Brotli [22], zstd [23]) generalize and that Compression</w:t>
-      </w:r>
-      <w:r>
-        <w:t xml:space="preserve"> </w:t>
-      </w:r>
-      <w:r>
-        <w:t xml:space="preserve">Dictionary Transport [24] revives for the modern web. Standard HTTP caching semantics</w:t>
-      </w:r>
-      <w:r>
-        <w:t xml:space="preserve"> </w:t>
-      </w:r>
-      <w:r>
-        <w:t xml:space="preserve">(RFC 9111 [45]) fix the granularity at the resource, which is exactly what bundling</w:t>
-      </w:r>
-      <w:r>
-        <w:t xml:space="preserve"> </w:t>
-      </w:r>
-      <w:r>
-        <w:t xml:space="preserve">coarsens; delta and dictionary delivery can address the whole-bundle cache-invalidation</w:t>
-      </w:r>
-      <w:r>
-        <w:t xml:space="preserve"> </w:t>
-      </w:r>
-      <w:r>
-        <w:t xml:space="preserve">problem. HTTP Archive's Web Almanac [8] supplies the population</w:t>
-      </w:r>
-      <w:r>
-        <w:t xml:space="preserve"> </w:t>
-      </w:r>
-      <w:r>
-        <w:t xml:space="preserve">statistics (median 13 images per mobile page, format share) that make the</w:t>
-      </w:r>
-      <w:r>
-        <w:t xml:space="preserve"> </w:t>
-      </w:r>
-      <w:r>
-        <w:t xml:space="preserve">many-small-images regime the common case rather than an edge case.</w:t>
+        <w:t xml:space="preserve">Bundling trades cache granularity for fewer requests: standard HTTP caching semantics (RFC 9111 [45]) fix the unit at the resource, which is exactly what bundling coarsens, and HTTP delta encoding (RFC 3229 [42], VCDIFF RFC 3284 [43]) and shared-dictionary transport (SDCH [44], Brotli [22], zstd [23], Compression Dictionary Transport [24]) are the standard complements for serving only what changed. We take the practical route of chunking (Section 3.2), which bounds invalidation without a differencing pipeline.</w:t>
       </w:r>
     </w:p>
     <w:bookmarkEnd w:id="14"/>
@@ -1838,19 +1700,13 @@
         <w:t xml:space="preserve"> </w:t>
       </w:r>
       <w:r>
-        <w:t xml:space="preserve">worst-case invalidation at 1/k of the collection while retaining nearly all of the byte</w:t>
-      </w:r>
-      <w:r>
-        <w:t xml:space="preserve"> </w:t>
-      </w:r>
-      <w:r>
-        <w:t xml:space="preserve">and request savings, since chunking adds only a few container headers and a little grid</w:t>
-      </w:r>
-      <w:r>
-        <w:t xml:space="preserve"> </w:t>
-      </w:r>
-      <w:r>
-        <w:t xml:space="preserve">slack, which makes chunking the practical default for collections that update piecemeal. Grouping tiles by update cadence (stable icon set in one chunk,</w:t>
+        <w:t xml:space="preserve">worst-case invalidation at 1/k of the collection at a small byte cost, a few extra</w:t>
+      </w:r>
+      <w:r>
+        <w:t xml:space="preserve"> </w:t>
+      </w:r>
+      <w:r>
+        <w:t xml:space="preserve">container headers and a little grid slack, which makes chunking the practical default for collections that update piecemeal. Grouping tiles by update cadence (stable icon set in one chunk,</w:t>
       </w:r>
       <w:r>
         <w:t xml:space="preserve"> </w:t>
@@ -2310,13 +2166,7 @@
         <w:t xml:space="preserve"> </w:t>
       </w:r>
       <w:r>
-        <w:t xml:space="preserve">via libjpeg 8.0, zlib-ng 1.3.1), Python 3.14, zstandard and Brotli for the</w:t>
-      </w:r>
-      <w:r>
-        <w:t xml:space="preserve"> </w:t>
-      </w:r>
-      <w:r>
-        <w:t xml:space="preserve">delta-update study, Caddy 2.11.4 for the three-protocol server, and Playwright 1.58</w:t>
+        <w:t xml:space="preserve">via libjpeg 8.0, zlib-ng 1.3.1), Python 3.14, Caddy 2.11.4 for the three-protocol server, and Playwright 1.58</w:t>
       </w:r>
       <w:r>
         <w:t xml:space="preserve"> </w:t>
@@ -2456,7 +2306,7 @@
         <w:widowControl w:val="1"/>
       </w:pPr>
       <w:r>
-        <w:t xml:space="preserve">Table 1 reports the saving from atlasing at SSIM 0.97 across both classes. Three</w:t>
+        <w:t xml:space="preserve">Figure 1 shows a 100-tile example, and Table 1 reports the saving from atlasing at SSIM 0.97 across both classes. Three</w:t>
       </w:r>
       <w:r>
         <w:t xml:space="preserve"> </w:t>
@@ -2588,7 +2438,7 @@
         <w:t xml:space="preserve"> </w:t>
       </w:r>
       <w:r>
-        <w:t xml:space="preserve">regimes. For photos the JPEG saving is 29.1% (95% CI [28.4, 29.5]) at 56 px,</w:t>
+        <w:t xml:space="preserve">regimes; Figure 2 plots the photo crossover with these intervals. For photos the JPEG saving is 29.1% (95% CI [28.4, 29.5]) at 56 px,</w:t>
       </w:r>
       <w:r>
         <w:t xml:space="preserve"> </w:t>
@@ -17733,7 +17583,7 @@
         <w:t xml:space="preserve"> </w:t>
       </w:r>
       <w:r>
-        <w:t xml:space="preserve">demonstrated benefit is cache granularity and bounded invalidation, not packet-loss resilience. The byte-bundle beats individual serving nearly everywhere on HTTP/1.1 and HTTP/3</w:t>
+        <w:t xml:space="preserve">benefit is cache granularity and bounded invalidation, not packet-loss resilience. The byte-bundle beats individual serving nearly everywhere on HTTP/1.1 and HTTP/3</w:t>
       </w:r>
       <w:r>
         <w:t xml:space="preserve"> </w:t>
@@ -19303,7 +19153,7 @@
               <a:graphicData uri="http://schemas.openxmlformats.org/drawingml/2006/picture">
                 <pic:pic>
                   <pic:nvPicPr>
-                    <pic:cNvPr descr="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" id="42" name="Picture"/>
+                    <pic:cNvPr descr="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" id="42" name="Picture"/>
                     <pic:cNvPicPr>
                       <a:picLocks noChangeArrowheads="1" noChangeAspect="1"/>
                     </pic:cNvPicPr>
@@ -19373,7 +19223,7 @@
           <w:b w:val="0"/>
           <w:i/>
         </w:rPr>
-        <w:t>The construction heuristic as implemented in atlas_optimizer. Exact duplicates collapse to shared coordinates; tiles are grouped by update cadence, lossless requirement, and dimensions; each group is routed by a short decision cascade to individual files, a pixel atlas, or a byte-bundle. The lossy branch is decided by measurement: a pixel atlas is chosen only if it is smaller than the byte-bundle and clears a per-tile SSIM floor, and lossless groups keep the smaller of a byte-bundle and a WebP-lossless strip. Groups are chunked for bounded cache invalidation and memory, and the tool emits the atlas and bundle files, a CSS coordinate map, a loader, and a savings report; piecewise updates can be served as dictionary deltas. This is the procedure evaluated against the oracle in Table 8.</w:t>
+        <w:t>The construction heuristic as implemented in atlas_optimizer. Exact duplicates collapse to shared coordinates; tiles are grouped by update cadence, lossless requirement, and dimensions; each group is routed by a short decision cascade to individual files, a pixel atlas, or a byte-bundle. The lossy branch is decided by measurement: a pixel atlas is chosen only if it is smaller than the byte-bundle and clears a per-tile SSIM floor, and lossless groups keep the smaller of a byte-bundle and a WebP-lossless strip. Groups are chunked for bounded cache invalidation and memory, and the tool emits the atlas and bundle files, a CSS coordinate map, a loader, and a savings report. This is the procedure evaluated against the oracle in Table 8.</w:t>
       </w:r>
     </w:p>
     <w:p>
@@ -21393,7 +21243,7 @@
         <w:t xml:space="preserve"> </w:t>
       </w:r>
       <w:r>
-        <w:t xml:space="preserve">cost is measured in a live renderer (Appendix A.3, Table 9), confirming the</w:t>
+        <w:t xml:space="preserve">cost is measured in a live renderer (Appendix A.1, Table 9), confirming the</w:t>
       </w:r>
       <w:r>
         <w:t xml:space="preserve"> </w:t>
@@ -21465,7 +21315,7 @@
         <w:t xml:space="preserve"> </w:t>
       </w:r>
       <w:r>
-        <w:t xml:space="preserve">first-tile and first-viewport milestones are reported for the local renderer (Table 9)</w:t>
+        <w:t xml:space="preserve">first-tile and first-viewport milestones are reported for the local renderer (Appendix A.1)</w:t>
       </w:r>
       <w:r>
         <w:t xml:space="preserve"> </w:t>
@@ -21581,7 +21431,7 @@
         <w:t xml:space="preserve"> </w:t>
       </w:r>
       <w:r>
-        <w:t xml:space="preserve">thumbnails) and is chiefly a byte optimization on HTTP/2; the comparable HTTP/3 gain</w:t>
+        <w:t xml:space="preserve">thumbnails on the loss-free profiles) and is chiefly a byte optimization on HTTP/2; the comparable HTTP/3 gain</w:t>
       </w:r>
       <w:r>
         <w:t xml:space="preserve"> </w:t>

--- a/docs/paper-2col.docx
+++ b/docs/paper-2col.docx
@@ -288,7 +288,7 @@
         <w:t xml:space="preserve"> </w:t>
       </w:r>
       <w:r>
-        <w:t xml:space="preserve">validated cold browser loads under emulated cellular network profiles shows request</w:t>
+        <w:t xml:space="preserve">validated cold browser loads under emulated network profiles including loaded and lossy 4G links shows request</w:t>
       </w:r>
       <w:r>
         <w:t xml:space="preserve"> </w:t>
@@ -324,13 +324,7 @@
         <w:t xml:space="preserve"> </w:t>
       </w:r>
       <w:r>
-        <w:t xml:space="preserve">features do not predict the byte effect while a probe encode of ten to twenty tiles</w:t>
-      </w:r>
-      <w:r>
-        <w:t xml:space="preserve"> </w:t>
-      </w:r>
-      <w:r>
-        <w:t xml:space="preserve">forecasts it to within two percentage points, and release an open-source tool that routes</w:t>
+        <w:t xml:space="preserve">features do not predict the byte effect while a probe encode of ten to twenty tiles forecasts it to within about two percentage points, and release an open-source tool that routes</w:t>
       </w:r>
       <w:r>
         <w:t xml:space="preserve"> </w:t>
@@ -698,7 +692,7 @@
         <w:widowControl w:val="1"/>
       </w:pPr>
       <w:r>
-        <w:t xml:space="preserve">The display side needs no special machinery: four standard CSS and DOM mechanisms crop a tile from a decoded atlas (Section 3.1), which the browser decodes once and paints windows into.</w:t>
+        <w:t xml:space="preserve">The display side needs no special machinery: several standard CSS and DOM mechanisms crop a tile from a decoded atlas (Section 3.1), which the browser decodes once and paints windows into.</w:t>
       </w:r>
     </w:p>
     <w:p>
@@ -1173,13 +1167,7 @@
         <w:t xml:space="preserve"> </w:t>
       </w:r>
       <w:r>
-        <w:t xml:space="preserve">multiple images in one resource. These occupy the low-coupling end of the spectrum this</w:t>
-      </w:r>
-      <w:r>
-        <w:t xml:space="preserve"> </w:t>
-      </w:r>
-      <w:r>
-        <w:t xml:space="preserve">report maps, sharing container and tables but not the coding model. The JPEG [17], PNG</w:t>
+        <w:t xml:space="preserve">multiple images in one resource. These occupy the low-coupling end of the spectrum this paper maps, sharing container and tables but not the coding model. The JPEG [17], PNG</w:t>
       </w:r>
       <w:r>
         <w:t xml:space="preserve"> </w:t>
@@ -1375,7 +1363,7 @@
         <w:t xml:space="preserve"> </w:t>
       </w:r>
       <w:r>
-        <w:t xml:space="preserve">window into it. Four standard mechanisms cover every deployment context. The classic and</w:t>
+        <w:t xml:space="preserve">window into it. Several standard mechanisms cover every deployment context. The classic and</w:t>
       </w:r>
       <w:r>
         <w:t xml:space="preserve"> </w:t>
@@ -1901,7 +1889,19 @@
         <w:t xml:space="preserve"> </w:t>
       </w:r>
       <w:r>
-        <w:t xml:space="preserve">over a quality ladder q ∈ {30,50,65,80,90}. Quality is the mean over tiles of the</w:t>
+        <w:t xml:space="preserve">over a quality ladder q ∈ {30,50,65,80,90}; AVIF (via Pillow's libavif binding) is</w:t>
+      </w:r>
+      <w:r>
+        <w:t xml:space="preserve"> </w:t>
+      </w:r>
+      <w:r>
+        <w:t xml:space="preserve">added for the photographic crossover of Section 5.1 over the same ladder, and that</w:t>
+      </w:r>
+      <w:r>
+        <w:t xml:space="preserve"> </w:t>
+      </w:r>
+      <w:r>
+        <w:t xml:space="preserve">crossover is cross-checked under the reference ssimulacra2_rs perceptual metric. Quality is the mean over tiles of the</w:t>
       </w:r>
       <w:r>
         <w:t xml:space="preserve"> </w:t>
@@ -1943,19 +1943,7 @@
         <w:t xml:space="preserve"> </w:t>
       </w:r>
       <w:r>
-        <w:t xml:space="preserve">equal-quality byte comparison is used instead (Section 5.3). When an atlas's entire</w:t>
-      </w:r>
-      <w:r>
-        <w:t xml:space="preserve"> </w:t>
-      </w:r>
-      <w:r>
-        <w:t xml:space="preserve">ladder exceeds the target, its cheapest measured point is used, understating the atlas's</w:t>
-      </w:r>
-      <w:r>
-        <w:t xml:space="preserve"> </w:t>
-      </w:r>
-      <w:r>
-        <w:t xml:space="preserve">advantage, and the value is reported as a lower bound. Three invariants validate the harness: lossless</w:t>
+        <w:t xml:space="preserve">equal-quality byte comparison is used instead (Section 5.3). When an atlas's entire quality ladder lies above the target with no interpolable point, that cell is reported as n/a. Three invariants validate the harness: lossless</w:t>
       </w:r>
       <w:r>
         <w:t xml:space="preserve"> </w:t>
@@ -2160,7 +2148,7 @@
         <w:t xml:space="preserve"> </w:t>
       </w:r>
       <w:r>
-        <w:t xml:space="preserve">build command. The measurements use Pillow 12.2 (libwebp 1.6.0, libjpeg-turbo</w:t>
+        <w:t xml:space="preserve">build command. The measurements use Pillow 12.2 with the libavif AVIF binding and the reference ssimulacra2_rs metric (libwebp 1.6.0, libjpeg-turbo</w:t>
       </w:r>
       <w:r>
         <w:t xml:space="preserve"> </w:t>
@@ -2384,25 +2372,7 @@
         <w:t xml:space="preserve"> </w:t>
       </w:r>
       <w:r>
-        <w:t xml:space="preserve">break-even near 100-pixel tiles. Search-result and recommendation thumbnails</w:t>
-      </w:r>
-      <w:r>
-        <w:t xml:space="preserve"> </w:t>
-      </w:r>
-      <w:r>
-        <w:t xml:space="preserve">(48–120 px) therefore sit squarely in the paying regime for both formats,</w:t>
-      </w:r>
-      <w:r>
-        <w:t xml:space="preserve"> </w:t>
-      </w:r>
-      <w:r>
-        <w:t xml:space="preserve">while product-grid images (200 px and up) pay only under JPEG, and only a few</w:t>
-      </w:r>
-      <w:r>
-        <w:t xml:space="preserve"> </w:t>
-      </w:r>
-      <w:r>
-        <w:t xml:space="preserve">percent.</w:t>
+        <w:t xml:space="preserve">break-even near 100-pixel tiles. Recommendation, cart, and avatar thumbnails (48–96 px) therefore sit in the paying regime for both formats; at 112–120 px WebP is at break-even and only JPEG pays, and product-grid images (200 px and up) pay under JPEG, and only a few percent.</w:t>
       </w:r>
     </w:p>
     <w:p>
@@ -2432,7 +2402,7 @@
         <w:t xml:space="preserve"> </w:t>
       </w:r>
       <w:r>
-        <w:t xml:space="preserve">medians track Table 1 and the 95% bootstrap intervals are tight and separate the</w:t>
+        <w:t xml:space="preserve">medians broadly track Table 1 and the 95% bootstrap intervals are tight and separate the</w:t>
       </w:r>
       <w:r>
         <w:t xml:space="preserve"> </w:t>
@@ -5756,13 +5726,7 @@
         <w:t xml:space="preserve"> </w:t>
       </w:r>
       <w:r>
-        <w:t xml:space="preserve">deficit as the −8.5% through interpolation on a steep rate-distortion curve. The</w:t>
-      </w:r>
-      <w:r>
-        <w:t xml:space="preserve"> </w:t>
-      </w:r>
-      <w:r>
-        <w:t xml:space="preserve">sign is robust (the bootstrap interval is [−12.0, −6.7]),</w:t>
+        <w:t xml:space="preserve">deficit as the −8.5% through interpolation on a steep rate-distortion curve. The sign is robust (the 200-tile resample interval is [−12.0, −6.7]),</w:t>
       </w:r>
       <w:r>
         <w:t xml:space="preserve"> </w:t>
@@ -7079,7 +7043,7 @@
         <w:t xml:space="preserve"> </w:t>
       </w:r>
       <w:r>
-        <w:t xml:space="preserve">SSIMULACRA2 than under luma SSIM (−29% vs −8.5% at 224 px): the diagnostic</w:t>
+        <w:t xml:space="preserve">SSIMULACRA2 than under luma SSIM (−29% vs −8.5% at 224 px, at 100 and 500 tiles respectively): the diagnostic</w:t>
       </w:r>
       <w:r>
         <w:t xml:space="preserve"> </w:t>
@@ -7887,13 +7851,7 @@
         <w:t xml:space="preserve"> </w:t>
       </w:r>
       <w:r>
-        <w:t xml:space="preserve">floor (303 bytes) is the largest fixed cost to amortize. WebP is thus the one codec</w:t>
-      </w:r>
-      <w:r>
-        <w:t xml:space="preserve"> </w:t>
-      </w:r>
-      <w:r>
-        <w:t xml:space="preserve">whose atlas penalty turns negative on large photographs, which sharpens rather than</w:t>
+        <w:t xml:space="preserve">floor (303 bytes) is the largest fixed cost to amortize. WebP is thus the one codec whose atlas saving turns negative on large photographs, which sharpens rather than</w:t>
       </w:r>
       <w:r>
         <w:t xml:space="preserve"> </w:t>
@@ -7961,7 +7919,7 @@
           <w:b w:val="0"/>
           <w:i/>
         </w:rPr>
-        <w:t>Cross-corpus, cross-codec crossover: bytes saved by atlasing (%) at matched SSIM 0.97, median over four independent natural-photo populations (Lorem Picsum and three loremflickr categories: generic, nature, food; 60 tiles each), with the per-corpus range in brackets. The sign and size of the effect are consistent across populations: JPEG and AVIF stay positive at every tile size while WebP crosses zero near 112 px and is negative by 224 px. AVIF, with the largest container floor, gains the most at small sizes. A model trained on any three corpora predicts the held-out fourth's saving to 4.6 percentage points mean absolute error (leave-one-corpus-out over 36 cells), so the crossover is a codec-and-size regime, not a corpus-specific effect. Negative values (red) mean the atlas is larger.</w:t>
+        <w:t>Cross-corpus, cross-codec crossover: bytes saved by atlasing (%) at matched SSIM 0.97, median over four independent natural-photo populations (Lorem Picsum and three loremflickr categories: generic, nature, food; 60 tiles each), with the per-corpus range in brackets. The sign and size of the effect are consistent across populations: JPEG and AVIF stay positive at every tile size while WebP crosses zero near 100 px and is negative by 224 px. AVIF, with the largest container floor, gains the most at small sizes. A model trained on any three corpora predicts the held-out fourth's saving to 4.6 percentage points mean absolute error (leave-one-corpus-out over 36 cells), so the crossover is a codec-and-size regime, not a corpus-specific effect. Negative values (red) mean the atlas is larger.</w:t>
       </w:r>
     </w:p>
     <w:tbl>
@@ -17370,7 +17328,7 @@
         <w:widowControl w:val="1"/>
       </w:pPr>
       <w:r>
-        <w:t xml:space="preserve">Three protocol-level facts organize Table 6 and Figure 3. First, on</w:t>
+        <w:t xml:space="preserve">Table 6 and Figure 3 reduce to three protocol-level facts. First, on</w:t>
       </w:r>
       <w:r>
         <w:t xml:space="preserve"> </w:t>
@@ -19054,7 +19012,7 @@
         <w:t xml:space="preserve"> </w:t>
       </w:r>
       <w:r>
-        <w:t xml:space="preserve">a pixel atlas would save 19% of bytes but drives one tile to 0.87 SSIM, so the tool</w:t>
+        <w:t xml:space="preserve">a pixel atlas would save 19% of bytes but drives one tile below the 0.90 quality floor, so the tool</w:t>
       </w:r>
       <w:r>
         <w:t xml:space="preserve"> </w:t>
@@ -21074,13 +21032,7 @@
         <w:widowControl w:val="1"/>
       </w:pPr>
       <w:r>
-        <w:t xml:space="preserve">As an end-to-end check we ran the tool on a heterogeneous directory that mimics a mobile app or marketplace image folder, a real</w:t>
-      </w:r>
-      <w:r>
-        <w:t xml:space="preserve"> </w:t>
-      </w:r>
-      <w:r>
-        <w:t xml:space="preserve">site's image folder: 185 files drawn from four live asset sets (country flags, emoji,</w:t>
+        <w:t xml:space="preserve">As an end-to-end check, the tool is run on a heterogeneous directory that mimics a mobile app or marketplace image folder: 185 files drawn from four live asset sets (country flags, emoji,</w:t>
       </w:r>
       <w:r>
         <w:t xml:space="preserve"> </w:t>
@@ -21315,7 +21267,7 @@
         <w:t xml:space="preserve"> </w:t>
       </w:r>
       <w:r>
-        <w:t xml:space="preserve">first-tile and first-viewport milestones are reported for the local renderer (Appendix A.1)</w:t>
+        <w:t xml:space="preserve">first-viewport milestones are reported for the local renderer (Appendix A.1)</w:t>
       </w:r>
       <w:r>
         <w:t xml:space="preserve"> </w:t>
@@ -21476,7 +21428,7 @@
         <w:t xml:space="preserve"> </w:t>
       </w:r>
       <w:r>
-        <w:t xml:space="preserve">organizes the codec-specific behavior of the rest, and it guides the accompanying</w:t>
+        <w:t xml:space="preserve">explains the codec-specific behavior of the rest, and it guides the accompanying</w:t>
       </w:r>
       <w:r>
         <w:t xml:space="preserve"> </w:t>
